--- a/6-Automation/Python/15-Image Studio - Ver 1.0 - id 21/Documentation/Image Studio - Code Source.docx
+++ b/6-Automation/Python/15-Image Studio - Ver 1.0 - id 21/Documentation/Image Studio - Code Source.docx
@@ -3,15 +3,464 @@
 <w:document xmlns:wpc="http://schemas.microsoft.com/office/word/2010/wordprocessingCanvas" xmlns:cx="http://schemas.microsoft.com/office/drawing/2014/chartex" xmlns:cx1="http://schemas.microsoft.com/office/drawing/2015/9/8/chartex" xmlns:cx2="http://schemas.microsoft.com/office/drawing/2015/10/21/chartex" xmlns:cx3="http://schemas.microsoft.com/office/drawing/2016/5/9/chartex" xmlns:cx4="http://schemas.microsoft.com/office/drawing/2016/5/10/chartex" xmlns:cx5="http://schemas.microsoft.com/office/drawing/2016/5/11/chartex" xmlns:cx6="http://schemas.microsoft.com/office/drawing/2016/5/12/chartex" xmlns:cx7="http://schemas.microsoft.com/office/drawing/2016/5/13/chartex" xmlns:cx8="http://schemas.microsoft.com/office/drawing/2016/5/14/chartex" xmlns:mc="http://schemas.openxmlformats.org/markup-compatibility/2006" xmlns:aink="http://schemas.microsoft.com/office/drawing/2016/ink" xmlns:am3d="http://schemas.microsoft.com/office/drawing/2017/model3d" xmlns:o="urn:schemas-microsoft-com:office:office" xmlns:oel="http://schemas.microsoft.com/office/2019/extlst" xmlns:r="http://schemas.openxmlformats.org/officeDocument/2006/relationships" xmlns:m="http://schemas.openxmlformats.org/officeDocument/2006/math" xmlns:v="urn:schemas-microsoft-com:vml" xmlns:wp14="http://schemas.microsoft.com/office/word/2010/wordprocessingDrawing" xmlns:wp="http://schemas.openxmlformats.org/drawingml/2006/wordprocessingDrawing" xmlns:w10="urn:schemas-microsoft-com:office:word" xmlns:w="http://schemas.openxmlformats.org/wordprocessingml/2006/main" xmlns:w14="http://schemas.microsoft.com/office/word/2010/wordml" xmlns:w15="http://schemas.microsoft.com/office/word/2012/wordml" xmlns:w16cex="http://schemas.microsoft.com/office/word/2018/wordml/cex" xmlns:w16cid="http://schemas.microsoft.com/office/word/2016/wordml/cid" xmlns:w16="http://schemas.microsoft.com/office/word/2018/wordml" xmlns:w16du="http://schemas.microsoft.com/office/word/2023/wordml/word16du" xmlns:w16sdtdh="http://schemas.microsoft.com/office/word/2020/wordml/sdtdatahash" xmlns:w16sdtfl="http://schemas.microsoft.com/office/word/2024/wordml/sdtformatlock" xmlns:w16se="http://schemas.microsoft.com/office/word/2015/wordml/symex" xmlns:wpg="http://schemas.microsoft.com/office/word/2010/wordprocessingGroup" xmlns:wpi="http://schemas.microsoft.com/office/word/2010/wordprocessingInk" xmlns:wne="http://schemas.microsoft.com/office/word/2006/wordml" xmlns:wps="http://schemas.microsoft.com/office/word/2010/wordprocessingShape" mc:Ignorable="w14 w15 w16se w16cid w16 w16cex w16sdtdh w16sdtfl w16du wp14">
   <w:body>
     <w:p>
+      <w:pPr>
+        <w:pStyle w:val="Heading1"/>
+      </w:pPr>
+      <w:r>
+        <w:t>Image Studio</w:t>
+      </w:r>
+      <w:r>
+        <w:t xml:space="preserve"> - Code Source</w:t>
+      </w:r>
+    </w:p>
+    <w:p>
+      <w:pPr>
+        <w:pStyle w:val="Heading2"/>
+      </w:pPr>
+      <w:r>
+        <w:rPr>
+          <w:rFonts w:hint="cs"/>
+          <w:rtl/>
+        </w:rPr>
+        <w:t>1</w:t>
+      </w:r>
+      <w:r>
+        <w:t>-</w:t>
+      </w:r>
+      <w:r>
+        <w:t xml:space="preserve"> </w:t>
+      </w:r>
+      <w:r>
+        <w:t>Image Studio</w:t>
+      </w:r>
+      <w:r>
+        <w:t xml:space="preserve"> - Ai Question  - 1</w:t>
+      </w:r>
+    </w:p>
+    <w:p>
+      <w:pPr>
+        <w:rPr>
+          <w:rFonts w:ascii="Arial" w:eastAsia="Arial" w:hAnsi="Arial"/>
+          <w:sz w:val="18"/>
+        </w:rPr>
+      </w:pPr>
+      <w:r>
+        <w:rPr>
+          <w:rFonts w:ascii="Arial" w:eastAsia="Arial" w:hAnsi="Arial" w:cs="Arial"/>
+          <w:b/>
+          <w:color w:val="000000"/>
+          <w:sz w:val="18"/>
+          <w:highlight w:val="lightGray"/>
+        </w:rPr>
+        <w:t># Source: AI Source: Provided by: [Data Path</w:t>
+      </w:r>
+      <w:r>
+        <w:rPr>
+          <w:rFonts w:ascii="Arial" w:eastAsia="Arial" w:hAnsi="Arial" w:cs="Arial"/>
+          <w:color w:val="000000"/>
+          <w:sz w:val="18"/>
+          <w:highlight w:val="lightGray"/>
+        </w:rPr>
+        <w:t xml:space="preserve">: Persons Table -&gt; ID Column: 1, </w:t>
+      </w:r>
+      <w:proofErr w:type="spellStart"/>
+      <w:r>
+        <w:rPr>
+          <w:rFonts w:ascii="Arial" w:eastAsia="Arial" w:hAnsi="Arial" w:cs="Arial"/>
+          <w:color w:val="000000"/>
+          <w:sz w:val="18"/>
+          <w:highlight w:val="lightGray"/>
+        </w:rPr>
+        <w:t>Name_En</w:t>
+      </w:r>
+      <w:proofErr w:type="spellEnd"/>
+      <w:r>
+        <w:rPr>
+          <w:rFonts w:ascii="Arial" w:eastAsia="Arial" w:hAnsi="Arial" w:cs="Arial"/>
+          <w:color w:val="000000"/>
+          <w:sz w:val="18"/>
+          <w:highlight w:val="lightGray"/>
+        </w:rPr>
+        <w:t xml:space="preserve"> Column: Motasem Essam] -&gt; </w:t>
+      </w:r>
+      <w:r>
+        <w:rPr>
+          <w:rFonts w:ascii="Arial" w:eastAsia="Arial" w:hAnsi="Arial" w:cs="Arial"/>
+          <w:b/>
+          <w:color w:val="000000"/>
+          <w:sz w:val="18"/>
+          <w:highlight w:val="lightGray"/>
+        </w:rPr>
+        <w:t>From:</w:t>
+      </w:r>
+      <w:r>
+        <w:rPr>
+          <w:rFonts w:ascii="Arial" w:eastAsia="Arial" w:hAnsi="Arial" w:cs="Arial"/>
+          <w:color w:val="000000"/>
+          <w:sz w:val="18"/>
+          <w:highlight w:val="lightGray"/>
+        </w:rPr>
+        <w:t xml:space="preserve"> [ChatGPT] </w:t>
+      </w:r>
+      <w:r>
+        <w:rPr>
+          <w:rFonts w:ascii="Arial" w:eastAsia="Arial" w:hAnsi="Arial" w:cs="Arial"/>
+          <w:b/>
+          <w:color w:val="000000"/>
+          <w:sz w:val="18"/>
+          <w:highlight w:val="lightGray"/>
+        </w:rPr>
+        <w:t>on</w:t>
+      </w:r>
+      <w:r>
+        <w:rPr>
+          <w:rFonts w:ascii="Arial" w:eastAsia="Arial" w:hAnsi="Arial"/>
+          <w:sz w:val="18"/>
+          <w:highlight w:val="lightGray"/>
+        </w:rPr>
+        <w:t xml:space="preserve"> [6/17/2026]</w:t>
+      </w:r>
+    </w:p>
+    <w:p>
+      <w:pPr>
+        <w:rPr>
+          <w:rFonts w:ascii="Roboto Mono" w:hAnsi="Roboto Mono"/>
+        </w:rPr>
+      </w:pPr>
+      <w:r>
+        <w:rPr>
+          <w:rFonts w:ascii="Roboto Mono" w:hAnsi="Roboto Mono"/>
+        </w:rPr>
+        <w:t xml:space="preserve">- </w:t>
+      </w:r>
+      <w:r>
+        <w:rPr>
+          <w:rFonts w:ascii="Roboto Mono" w:hAnsi="Roboto Mono"/>
+        </w:rPr>
+        <w:t>Give me project to view image</w:t>
+      </w:r>
+      <w:r>
+        <w:rPr>
+          <w:rFonts w:ascii="Roboto Mono" w:hAnsi="Roboto Mono"/>
+        </w:rPr>
+        <w:t>s</w:t>
+      </w:r>
+    </w:p>
+    <w:p>
+      <w:pPr>
+        <w:rPr>
+          <w:rFonts w:ascii="Roboto Mono" w:hAnsi="Roboto Mono"/>
+        </w:rPr>
+      </w:pPr>
+      <w:r>
+        <w:rPr>
+          <w:rFonts w:ascii="Roboto Mono" w:hAnsi="Roboto Mono"/>
+        </w:rPr>
+        <w:t xml:space="preserve">- </w:t>
+      </w:r>
+      <w:r>
+        <w:rPr>
+          <w:rFonts w:ascii="Roboto Mono" w:hAnsi="Roboto Mono"/>
+        </w:rPr>
+        <w:t>Make me zoom and move through image</w:t>
+      </w:r>
+    </w:p>
+    <w:p>
+      <w:pPr>
+        <w:rPr>
+          <w:rFonts w:ascii="Roboto Mono" w:hAnsi="Roboto Mono"/>
+        </w:rPr>
+      </w:pPr>
+      <w:r>
+        <w:rPr>
+          <w:rFonts w:ascii="Roboto Mono" w:hAnsi="Roboto Mono"/>
+        </w:rPr>
+        <w:t xml:space="preserve">- </w:t>
+      </w:r>
+      <w:r>
+        <w:rPr>
+          <w:rFonts w:ascii="Roboto Mono" w:hAnsi="Roboto Mono"/>
+        </w:rPr>
+        <w:t>Make me full screen size image</w:t>
+      </w:r>
+    </w:p>
+    <w:p>
+      <w:pPr>
+        <w:rPr>
+          <w:rFonts w:ascii="Roboto Mono" w:hAnsi="Roboto Mono"/>
+        </w:rPr>
+      </w:pPr>
+      <w:r>
+        <w:rPr>
+          <w:rFonts w:ascii="Roboto Mono" w:hAnsi="Roboto Mono"/>
+        </w:rPr>
+        <w:t xml:space="preserve">- </w:t>
+      </w:r>
+      <w:r>
+        <w:rPr>
+          <w:rFonts w:ascii="Roboto Mono" w:hAnsi="Roboto Mono"/>
+        </w:rPr>
+        <w:t>Make me rotate image</w:t>
+      </w:r>
+    </w:p>
+    <w:p>
+      <w:pPr>
+        <w:rPr>
+          <w:rFonts w:ascii="Roboto Mono" w:hAnsi="Roboto Mono"/>
+        </w:rPr>
+      </w:pPr>
+      <w:r>
+        <w:rPr>
+          <w:rFonts w:ascii="Roboto Mono" w:hAnsi="Roboto Mono"/>
+        </w:rPr>
+        <w:t xml:space="preserve">- </w:t>
+      </w:r>
+      <w:r>
+        <w:rPr>
+          <w:rFonts w:ascii="Roboto Mono" w:hAnsi="Roboto Mono"/>
+        </w:rPr>
+        <w:t>Make me crop image</w:t>
+      </w:r>
+    </w:p>
+    <w:p>
+      <w:pPr>
+        <w:rPr>
+          <w:rFonts w:ascii="Roboto Mono" w:hAnsi="Roboto Mono"/>
+        </w:rPr>
+      </w:pPr>
+      <w:r>
+        <w:rPr>
+          <w:rFonts w:ascii="Roboto Mono" w:hAnsi="Roboto Mono"/>
+        </w:rPr>
+        <w:t xml:space="preserve">- </w:t>
+      </w:r>
+      <w:r>
+        <w:rPr>
+          <w:rFonts w:ascii="Roboto Mono" w:hAnsi="Roboto Mono"/>
+        </w:rPr>
+        <w:t>Make me undo and redo action in image</w:t>
+      </w:r>
+    </w:p>
+    <w:p>
+      <w:pPr>
+        <w:rPr>
+          <w:rFonts w:ascii="Roboto Mono" w:hAnsi="Roboto Mono"/>
+        </w:rPr>
+      </w:pPr>
+      <w:r>
+        <w:rPr>
+          <w:rFonts w:ascii="Roboto Mono" w:hAnsi="Roboto Mono"/>
+        </w:rPr>
+        <w:t xml:space="preserve">- </w:t>
+      </w:r>
+      <w:r>
+        <w:rPr>
+          <w:rFonts w:ascii="Roboto Mono" w:hAnsi="Roboto Mono"/>
+        </w:rPr>
+        <w:t>Make me crate collage of images and save it</w:t>
+      </w:r>
+    </w:p>
+    <w:p>
+      <w:pPr>
+        <w:rPr>
+          <w:rFonts w:ascii="Roboto Mono" w:hAnsi="Roboto Mono"/>
+        </w:rPr>
+      </w:pPr>
+      <w:r>
+        <w:rPr>
+          <w:rFonts w:ascii="Roboto Mono" w:hAnsi="Roboto Mono"/>
+        </w:rPr>
+        <w:t xml:space="preserve">- </w:t>
+      </w:r>
+      <w:r>
+        <w:rPr>
+          <w:rFonts w:ascii="Roboto Mono" w:hAnsi="Roboto Mono"/>
+        </w:rPr>
+        <w:t>Make me can make program as default app</w:t>
+      </w:r>
+    </w:p>
+    <w:p>
+      <w:pPr>
+        <w:rPr>
+          <w:rFonts w:ascii="Roboto Mono" w:hAnsi="Roboto Mono"/>
+        </w:rPr>
+      </w:pPr>
+      <w:r>
+        <w:rPr>
+          <w:rFonts w:ascii="Roboto Mono" w:hAnsi="Roboto Mono"/>
+        </w:rPr>
+        <w:t xml:space="preserve">- </w:t>
+      </w:r>
+      <w:r>
+        <w:rPr>
+          <w:rFonts w:ascii="Roboto Mono" w:hAnsi="Roboto Mono"/>
+        </w:rPr>
+        <w:t>Add recent images</w:t>
+      </w:r>
+    </w:p>
+    <w:p>
+      <w:pPr>
+        <w:rPr>
+          <w:rFonts w:ascii="Roboto Mono" w:hAnsi="Roboto Mono"/>
+        </w:rPr>
+      </w:pPr>
+    </w:p>
+    <w:p>
+      <w:pPr>
+        <w:pStyle w:val="Heading2"/>
+      </w:pPr>
+      <w:r>
+        <w:rPr>
+          <w:rFonts w:hint="cs"/>
+          <w:rtl/>
+        </w:rPr>
+        <w:t>2</w:t>
+      </w:r>
+      <w:r>
+        <w:t>-</w:t>
+      </w:r>
+      <w:r>
+        <w:t>Image Studio</w:t>
+      </w:r>
+      <w:r>
+        <w:t xml:space="preserve"> </w:t>
+      </w:r>
+      <w:r>
+        <w:t>- Ai Answer - 1</w:t>
+      </w:r>
+    </w:p>
+    <w:p>
+      <w:pPr>
+        <w:rPr>
+          <w:rFonts w:ascii="Arial" w:eastAsia="Arial" w:hAnsi="Arial"/>
+          <w:sz w:val="18"/>
+        </w:rPr>
+      </w:pPr>
+      <w:r>
+        <w:rPr>
+          <w:rFonts w:ascii="Arial" w:eastAsia="Arial" w:hAnsi="Arial" w:cs="Arial"/>
+          <w:b/>
+          <w:color w:val="000000"/>
+          <w:sz w:val="18"/>
+          <w:highlight w:val="lightGray"/>
+        </w:rPr>
+        <w:t># Source: AI Source: Provided by: [Data Path</w:t>
+      </w:r>
+      <w:r>
+        <w:rPr>
+          <w:rFonts w:ascii="Arial" w:eastAsia="Arial" w:hAnsi="Arial" w:cs="Arial"/>
+          <w:color w:val="000000"/>
+          <w:sz w:val="18"/>
+          <w:highlight w:val="lightGray"/>
+        </w:rPr>
+        <w:t xml:space="preserve">: Persons Table -&gt; ID Column: 1, </w:t>
+      </w:r>
+      <w:proofErr w:type="spellStart"/>
+      <w:r>
+        <w:rPr>
+          <w:rFonts w:ascii="Arial" w:eastAsia="Arial" w:hAnsi="Arial" w:cs="Arial"/>
+          <w:color w:val="000000"/>
+          <w:sz w:val="18"/>
+          <w:highlight w:val="lightGray"/>
+        </w:rPr>
+        <w:t>Name_En</w:t>
+      </w:r>
+      <w:proofErr w:type="spellEnd"/>
+      <w:r>
+        <w:rPr>
+          <w:rFonts w:ascii="Arial" w:eastAsia="Arial" w:hAnsi="Arial" w:cs="Arial"/>
+          <w:color w:val="000000"/>
+          <w:sz w:val="18"/>
+          <w:highlight w:val="lightGray"/>
+        </w:rPr>
+        <w:t xml:space="preserve"> Column: Motasem Essam] -&gt; </w:t>
+      </w:r>
+      <w:r>
+        <w:rPr>
+          <w:rFonts w:ascii="Arial" w:eastAsia="Arial" w:hAnsi="Arial" w:cs="Arial"/>
+          <w:b/>
+          <w:color w:val="000000"/>
+          <w:sz w:val="18"/>
+          <w:highlight w:val="lightGray"/>
+        </w:rPr>
+        <w:t>From:</w:t>
+      </w:r>
+      <w:r>
+        <w:rPr>
+          <w:rFonts w:ascii="Arial" w:eastAsia="Arial" w:hAnsi="Arial" w:cs="Arial"/>
+          <w:color w:val="000000"/>
+          <w:sz w:val="18"/>
+          <w:highlight w:val="lightGray"/>
+        </w:rPr>
+        <w:t xml:space="preserve"> [ChatGPT] </w:t>
+      </w:r>
+      <w:r>
+        <w:rPr>
+          <w:rFonts w:ascii="Arial" w:eastAsia="Arial" w:hAnsi="Arial" w:cs="Arial"/>
+          <w:b/>
+          <w:color w:val="000000"/>
+          <w:sz w:val="18"/>
+          <w:highlight w:val="lightGray"/>
+        </w:rPr>
+        <w:t>on</w:t>
+      </w:r>
+      <w:r>
+        <w:rPr>
+          <w:rFonts w:ascii="Arial" w:eastAsia="Arial" w:hAnsi="Arial"/>
+          <w:sz w:val="18"/>
+          <w:highlight w:val="lightGray"/>
+        </w:rPr>
+        <w:t xml:space="preserve"> [</w:t>
+      </w:r>
+      <w:r>
+        <w:rPr>
+          <w:rFonts w:ascii="Arial" w:eastAsia="Arial" w:hAnsi="Arial"/>
+          <w:sz w:val="18"/>
+          <w:highlight w:val="lightGray"/>
+        </w:rPr>
+        <w:t>6/17/2026</w:t>
+      </w:r>
+      <w:r>
+        <w:rPr>
+          <w:rFonts w:ascii="Arial" w:eastAsia="Arial" w:hAnsi="Arial"/>
+          <w:sz w:val="18"/>
+          <w:highlight w:val="lightGray"/>
+        </w:rPr>
+        <w:t>]</w:t>
+      </w:r>
+    </w:p>
+    <w:p>
+      <w:pPr>
+        <w:rPr>
+          <w:rFonts w:ascii="Roboto Mono" w:hAnsi="Roboto Mono"/>
+          <w:b/>
+          <w:bCs/>
+        </w:rPr>
+      </w:pPr>
+      <w:r>
+        <w:rPr>
+          <w:rFonts w:ascii="Roboto Mono" w:hAnsi="Roboto Mono"/>
+          <w:b/>
+          <w:bCs/>
+        </w:rPr>
+        <w:t xml:space="preserve">Project structure </w:t>
+      </w:r>
+    </w:p>
+    <w:p>
+      <w:pPr>
+        <w:rPr>
+          <w:rFonts w:ascii="Roboto Mono" w:hAnsi="Roboto Mono"/>
+        </w:rPr>
+      </w:pPr>
       <w:r>
         <w:rPr>
           <w:noProof/>
         </w:rPr>
         <w:drawing>
-          <wp:inline distT="0" distB="0" distL="0" distR="0" wp14:anchorId="5E239116" wp14:editId="1B942842">
-            <wp:extent cx="5943600" cy="2614930"/>
+          <wp:inline distT="0" distB="0" distL="0" distR="0" wp14:anchorId="62FE11A5" wp14:editId="2B9707A7">
+            <wp:extent cx="5943600" cy="2176780"/>
             <wp:effectExtent l="0" t="0" r="0" b="0"/>
-            <wp:docPr id="1168517002" name="Picture 1"/>
+            <wp:docPr id="880110803" name="Picture 1"/>
             <wp:cNvGraphicFramePr>
               <a:graphicFrameLocks xmlns:a="http://schemas.openxmlformats.org/drawingml/2006/main" noChangeAspect="1"/>
             </wp:cNvGraphicFramePr>
@@ -25,7 +474,7 @@
                     </pic:cNvPicPr>
                   </pic:nvPicPr>
                   <pic:blipFill>
-                    <a:blip r:embed="rId4">
+                    <a:blip r:embed="rId5">
                       <a:extLst>
                         <a:ext uri="{28A0092B-C50C-407E-A947-70E740481C1C}">
                           <a14:useLocalDpi xmlns:a14="http://schemas.microsoft.com/office/drawing/2010/main" val="0"/>
@@ -40,7 +489,7 @@
                   <pic:spPr bwMode="auto">
                     <a:xfrm>
                       <a:off x="0" y="0"/>
-                      <a:ext cx="5943600" cy="2614930"/>
+                      <a:ext cx="5943600" cy="2176780"/>
                     </a:xfrm>
                     <a:prstGeom prst="rect">
                       <a:avLst/>
@@ -57,326 +506,258 @@
         </w:drawing>
       </w:r>
     </w:p>
-    <w:tbl>
-      <w:tblPr>
-        <w:tblW w:w="0" w:type="auto"/>
-        <w:tblCellSpacing w:w="15" w:type="dxa"/>
-        <w:tblCellMar>
-          <w:top w:w="15" w:type="dxa"/>
-          <w:left w:w="15" w:type="dxa"/>
-          <w:bottom w:w="15" w:type="dxa"/>
-          <w:right w:w="15" w:type="dxa"/>
-        </w:tblCellMar>
-        <w:tblLook w:val="04A0" w:firstRow="1" w:lastRow="0" w:firstColumn="1" w:lastColumn="0" w:noHBand="0" w:noVBand="1"/>
-      </w:tblPr>
-      <w:tblGrid>
-        <w:gridCol w:w="1660"/>
-        <w:gridCol w:w="3100"/>
-      </w:tblGrid>
-      <w:tr>
-        <w:trPr>
-          <w:tblCellSpacing w:w="15" w:type="dxa"/>
-        </w:trPr>
-        <w:tc>
-          <w:tcPr>
-            <w:tcW w:w="0" w:type="auto"/>
-            <w:vAlign w:val="center"/>
-            <w:hideMark/>
-          </w:tcPr>
-          <w:p>
-            <w:pPr>
-              <w:rPr>
-                <w:b/>
-                <w:bCs/>
-              </w:rPr>
-            </w:pPr>
-            <w:r>
-              <w:rPr>
-                <w:b/>
-                <w:bCs/>
-              </w:rPr>
-              <w:t>Shortcut</w:t>
-            </w:r>
-          </w:p>
-        </w:tc>
-        <w:tc>
-          <w:tcPr>
-            <w:tcW w:w="0" w:type="auto"/>
-            <w:vAlign w:val="center"/>
-            <w:hideMark/>
-          </w:tcPr>
-          <w:p>
-            <w:pPr>
-              <w:rPr>
-                <w:b/>
-                <w:bCs/>
-              </w:rPr>
-            </w:pPr>
-            <w:r>
-              <w:rPr>
-                <w:b/>
-                <w:bCs/>
-              </w:rPr>
-              <w:t>Action</w:t>
-            </w:r>
-          </w:p>
-        </w:tc>
-      </w:tr>
-      <w:tr>
-        <w:trPr>
-          <w:tblCellSpacing w:w="15" w:type="dxa"/>
-        </w:trPr>
-        <w:tc>
-          <w:tcPr>
-            <w:tcW w:w="0" w:type="auto"/>
-            <w:vAlign w:val="center"/>
-            <w:hideMark/>
-          </w:tcPr>
-          <w:p>
-            <w:r>
-              <w:t>Ctrl + O</w:t>
-            </w:r>
-          </w:p>
-        </w:tc>
-        <w:tc>
-          <w:tcPr>
-            <w:tcW w:w="0" w:type="auto"/>
-            <w:vAlign w:val="center"/>
-            <w:hideMark/>
-          </w:tcPr>
-          <w:p>
-            <w:r>
-              <w:t>Open image</w:t>
-            </w:r>
-          </w:p>
-        </w:tc>
-      </w:tr>
-      <w:tr>
-        <w:trPr>
-          <w:tblCellSpacing w:w="15" w:type="dxa"/>
-        </w:trPr>
-        <w:tc>
-          <w:tcPr>
-            <w:tcW w:w="0" w:type="auto"/>
-            <w:vAlign w:val="center"/>
-            <w:hideMark/>
-          </w:tcPr>
-          <w:p>
-            <w:r>
-              <w:rPr>
-                <w:rFonts w:ascii="Arial" w:hAnsi="Arial" w:cs="Arial"/>
-              </w:rPr>
-              <w:t>←</w:t>
-            </w:r>
-            <w:r>
-              <w:t xml:space="preserve"> / </w:t>
-            </w:r>
-            <w:r>
-              <w:rPr>
-                <w:rFonts w:ascii="Arial" w:hAnsi="Arial" w:cs="Arial"/>
-              </w:rPr>
-              <w:t>→</w:t>
-            </w:r>
-          </w:p>
-        </w:tc>
-        <w:tc>
-          <w:tcPr>
-            <w:tcW w:w="0" w:type="auto"/>
-            <w:vAlign w:val="center"/>
-            <w:hideMark/>
-          </w:tcPr>
-          <w:p>
-            <w:r>
-              <w:t>Previous / next image</w:t>
-            </w:r>
-          </w:p>
-        </w:tc>
-      </w:tr>
-      <w:tr>
-        <w:trPr>
-          <w:tblCellSpacing w:w="15" w:type="dxa"/>
-        </w:trPr>
-        <w:tc>
-          <w:tcPr>
-            <w:tcW w:w="0" w:type="auto"/>
-            <w:vAlign w:val="center"/>
-            <w:hideMark/>
-          </w:tcPr>
-          <w:p>
-            <w:r>
-              <w:t>Mouse wheel</w:t>
-            </w:r>
-          </w:p>
-        </w:tc>
-        <w:tc>
-          <w:tcPr>
-            <w:tcW w:w="0" w:type="auto"/>
-            <w:vAlign w:val="center"/>
-            <w:hideMark/>
-          </w:tcPr>
-          <w:p>
-            <w:r>
-              <w:t>Zoom in / out</w:t>
-            </w:r>
-          </w:p>
-        </w:tc>
-      </w:tr>
-      <w:tr>
-        <w:trPr>
-          <w:tblCellSpacing w:w="15" w:type="dxa"/>
-        </w:trPr>
-        <w:tc>
-          <w:tcPr>
-            <w:tcW w:w="0" w:type="auto"/>
-            <w:vAlign w:val="center"/>
-            <w:hideMark/>
-          </w:tcPr>
-          <w:p>
-            <w:r>
-              <w:t>Ctrl + 0</w:t>
-            </w:r>
-          </w:p>
-        </w:tc>
-        <w:tc>
-          <w:tcPr>
-            <w:tcW w:w="0" w:type="auto"/>
-            <w:vAlign w:val="center"/>
-            <w:hideMark/>
-          </w:tcPr>
-          <w:p>
-            <w:r>
-              <w:t>Fit to window</w:t>
-            </w:r>
-          </w:p>
-        </w:tc>
-      </w:tr>
-      <w:tr>
-        <w:trPr>
-          <w:tblCellSpacing w:w="15" w:type="dxa"/>
-        </w:trPr>
-        <w:tc>
-          <w:tcPr>
-            <w:tcW w:w="0" w:type="auto"/>
-            <w:vAlign w:val="center"/>
-            <w:hideMark/>
-          </w:tcPr>
-          <w:p>
-            <w:r>
-              <w:t>Ctrl + 1</w:t>
-            </w:r>
-          </w:p>
-        </w:tc>
-        <w:tc>
-          <w:tcPr>
-            <w:tcW w:w="0" w:type="auto"/>
-            <w:vAlign w:val="center"/>
-            <w:hideMark/>
-          </w:tcPr>
-          <w:p>
-            <w:r>
-              <w:t>Actual size</w:t>
-            </w:r>
-          </w:p>
-        </w:tc>
-      </w:tr>
-      <w:tr>
-        <w:trPr>
-          <w:tblCellSpacing w:w="15" w:type="dxa"/>
-        </w:trPr>
-        <w:tc>
-          <w:tcPr>
-            <w:tcW w:w="0" w:type="auto"/>
-            <w:vAlign w:val="center"/>
-            <w:hideMark/>
-          </w:tcPr>
-          <w:p>
-            <w:r>
-              <w:t>F11</w:t>
-            </w:r>
-          </w:p>
-        </w:tc>
-        <w:tc>
-          <w:tcPr>
-            <w:tcW w:w="0" w:type="auto"/>
-            <w:vAlign w:val="center"/>
-            <w:hideMark/>
-          </w:tcPr>
-          <w:p>
-            <w:r>
-              <w:t xml:space="preserve">Toggle </w:t>
-            </w:r>
-            <w:proofErr w:type="spellStart"/>
-            <w:r>
-              <w:t>fullscreen</w:t>
-            </w:r>
-            <w:proofErr w:type="spellEnd"/>
-          </w:p>
-        </w:tc>
-      </w:tr>
-      <w:tr>
-        <w:trPr>
-          <w:tblCellSpacing w:w="15" w:type="dxa"/>
-        </w:trPr>
-        <w:tc>
-          <w:tcPr>
-            <w:tcW w:w="0" w:type="auto"/>
-            <w:vAlign w:val="center"/>
-            <w:hideMark/>
-          </w:tcPr>
-          <w:p>
-            <w:r>
-              <w:t>Esc</w:t>
-            </w:r>
-          </w:p>
-        </w:tc>
-        <w:tc>
-          <w:tcPr>
-            <w:tcW w:w="0" w:type="auto"/>
-            <w:vAlign w:val="center"/>
-            <w:hideMark/>
-          </w:tcPr>
-          <w:p>
-            <w:r>
-              <w:t xml:space="preserve">Exit </w:t>
-            </w:r>
-            <w:proofErr w:type="spellStart"/>
-            <w:r>
-              <w:t>fullscreen</w:t>
-            </w:r>
-            <w:proofErr w:type="spellEnd"/>
-          </w:p>
-        </w:tc>
-      </w:tr>
-      <w:tr>
-        <w:trPr>
-          <w:tblCellSpacing w:w="15" w:type="dxa"/>
-        </w:trPr>
-        <w:tc>
-          <w:tcPr>
-            <w:tcW w:w="0" w:type="auto"/>
-            <w:vAlign w:val="center"/>
-            <w:hideMark/>
-          </w:tcPr>
-          <w:p>
-            <w:r>
-              <w:t>Ctrl + W</w:t>
-            </w:r>
-          </w:p>
-        </w:tc>
-        <w:tc>
-          <w:tcPr>
-            <w:tcW w:w="0" w:type="auto"/>
-            <w:vAlign w:val="center"/>
-            <w:hideMark/>
-          </w:tcPr>
-          <w:p>
-            <w:r>
-              <w:t>Close image</w:t>
-            </w:r>
-          </w:p>
-        </w:tc>
-      </w:tr>
-    </w:tbl>
+    <w:p>
+      <w:pPr>
+        <w:rPr>
+          <w:rFonts w:ascii="Roboto Mono" w:hAnsi="Roboto Mono"/>
+        </w:rPr>
+      </w:pPr>
+      <w:r>
+        <w:rPr>
+          <w:rFonts w:ascii="Roboto Mono" w:hAnsi="Roboto Mono"/>
+        </w:rPr>
+        <w:lastRenderedPageBreak/>
+        <w:t>Image Studio</w:t>
+      </w:r>
+      <w:r>
+        <w:rPr>
+          <w:rFonts w:ascii="Roboto Mono" w:hAnsi="Roboto Mono"/>
+        </w:rPr>
+        <w:t>/</w:t>
+      </w:r>
+    </w:p>
+    <w:p>
+      <w:pPr>
+        <w:rPr>
+          <w:rFonts w:ascii="Roboto Mono" w:hAnsi="Roboto Mono"/>
+        </w:rPr>
+      </w:pPr>
+      <w:r>
+        <w:rPr>
+          <w:rFonts w:ascii="MS Gothic" w:eastAsia="MS Gothic" w:hAnsi="MS Gothic" w:cs="MS Gothic" w:hint="eastAsia"/>
+        </w:rPr>
+        <w:t>│</w:t>
+      </w:r>
+    </w:p>
+    <w:p>
+      <w:pPr>
+        <w:rPr>
+          <w:rFonts w:ascii="Roboto Mono" w:hAnsi="Roboto Mono"/>
+        </w:rPr>
+      </w:pPr>
+      <w:r>
+        <w:rPr>
+          <w:rFonts w:ascii="MS Gothic" w:eastAsia="MS Gothic" w:hAnsi="MS Gothic" w:cs="MS Gothic" w:hint="eastAsia"/>
+        </w:rPr>
+        <w:t>├──</w:t>
+      </w:r>
+      <w:r>
+        <w:rPr>
+          <w:rFonts w:ascii="Roboto Mono" w:hAnsi="Roboto Mono"/>
+        </w:rPr>
+        <w:t xml:space="preserve"> main.py</w:t>
+      </w:r>
+    </w:p>
+    <w:p>
+      <w:pPr>
+        <w:rPr>
+          <w:rFonts w:ascii="Roboto Mono" w:hAnsi="Roboto Mono"/>
+        </w:rPr>
+      </w:pPr>
+      <w:r>
+        <w:rPr>
+          <w:rFonts w:ascii="MS Gothic" w:eastAsia="MS Gothic" w:hAnsi="MS Gothic" w:cs="MS Gothic" w:hint="eastAsia"/>
+        </w:rPr>
+        <w:t>├──</w:t>
+      </w:r>
+      <w:r>
+        <w:rPr>
+          <w:rFonts w:ascii="Roboto Mono" w:hAnsi="Roboto Mono"/>
+        </w:rPr>
+        <w:t xml:space="preserve"> </w:t>
+      </w:r>
+      <w:r>
+        <w:rPr>
+          <w:rFonts w:ascii="Roboto Mono" w:hAnsi="Roboto Mono"/>
+        </w:rPr>
+        <w:t>recent_files.py</w:t>
+      </w:r>
+    </w:p>
+    <w:p>
+      <w:pPr>
+        <w:rPr>
+          <w:rFonts w:ascii="Roboto Mono" w:hAnsi="Roboto Mono"/>
+        </w:rPr>
+      </w:pPr>
+      <w:r>
+        <w:rPr>
+          <w:rFonts w:ascii="MS Gothic" w:eastAsia="MS Gothic" w:hAnsi="MS Gothic" w:cs="MS Gothic" w:hint="eastAsia"/>
+        </w:rPr>
+        <w:t>├──</w:t>
+      </w:r>
+      <w:r>
+        <w:rPr>
+          <w:rFonts w:ascii="Roboto Mono" w:hAnsi="Roboto Mono"/>
+        </w:rPr>
+        <w:t xml:space="preserve"> </w:t>
+      </w:r>
+      <w:r>
+        <w:rPr>
+          <w:rFonts w:ascii="Roboto Mono" w:hAnsi="Roboto Mono"/>
+        </w:rPr>
+        <w:t>viewer_collage.py</w:t>
+      </w:r>
+    </w:p>
+    <w:p>
+      <w:pPr>
+        <w:rPr>
+          <w:rFonts w:ascii="Roboto Mono" w:hAnsi="Roboto Mono"/>
+        </w:rPr>
+      </w:pPr>
+      <w:r>
+        <w:rPr>
+          <w:rFonts w:ascii="MS Gothic" w:eastAsia="MS Gothic" w:hAnsi="MS Gothic" w:cs="MS Gothic" w:hint="eastAsia"/>
+        </w:rPr>
+        <w:t>├──</w:t>
+      </w:r>
+      <w:r>
+        <w:rPr>
+          <w:rFonts w:ascii="Roboto Mono" w:hAnsi="Roboto Mono"/>
+        </w:rPr>
+        <w:t xml:space="preserve"> </w:t>
+      </w:r>
+      <w:r>
+        <w:rPr>
+          <w:rFonts w:ascii="Roboto Mono" w:hAnsi="Roboto Mono"/>
+        </w:rPr>
+        <w:t>viewer_crop.py</w:t>
+      </w:r>
+    </w:p>
+    <w:p>
+      <w:pPr>
+        <w:rPr>
+          <w:rFonts w:ascii="Roboto Mono" w:hAnsi="Roboto Mono"/>
+        </w:rPr>
+      </w:pPr>
+      <w:r>
+        <w:rPr>
+          <w:rFonts w:ascii="MS Gothic" w:eastAsia="MS Gothic" w:hAnsi="MS Gothic" w:cs="MS Gothic" w:hint="eastAsia"/>
+        </w:rPr>
+        <w:t>├──</w:t>
+      </w:r>
+      <w:r>
+        <w:rPr>
+          <w:rFonts w:ascii="Roboto Mono" w:hAnsi="Roboto Mono"/>
+        </w:rPr>
+        <w:t xml:space="preserve"> </w:t>
+      </w:r>
+      <w:r>
+        <w:rPr>
+          <w:rFonts w:ascii="Roboto Mono" w:hAnsi="Roboto Mono"/>
+        </w:rPr>
+        <w:t>viewer_history.py</w:t>
+      </w:r>
+    </w:p>
+    <w:p>
+      <w:pPr>
+        <w:rPr>
+          <w:rFonts w:ascii="Roboto Mono" w:hAnsi="Roboto Mono"/>
+        </w:rPr>
+      </w:pPr>
+      <w:r>
+        <w:rPr>
+          <w:rFonts w:ascii="MS Gothic" w:eastAsia="MS Gothic" w:hAnsi="MS Gothic" w:cs="MS Gothic" w:hint="eastAsia"/>
+        </w:rPr>
+        <w:t>├──</w:t>
+      </w:r>
+      <w:r>
+        <w:rPr>
+          <w:rFonts w:ascii="Roboto Mono" w:hAnsi="Roboto Mono"/>
+        </w:rPr>
+        <w:t xml:space="preserve"> </w:t>
+      </w:r>
+      <w:r>
+        <w:rPr>
+          <w:rFonts w:ascii="Roboto Mono" w:hAnsi="Roboto Mono"/>
+        </w:rPr>
+        <w:t>viewer_image.py</w:t>
+      </w:r>
+    </w:p>
+    <w:p>
+      <w:pPr>
+        <w:rPr>
+          <w:rFonts w:ascii="Roboto Mono" w:hAnsi="Roboto Mono"/>
+        </w:rPr>
+      </w:pPr>
+      <w:r>
+        <w:rPr>
+          <w:rFonts w:ascii="MS Gothic" w:eastAsia="MS Gothic" w:hAnsi="MS Gothic" w:cs="MS Gothic" w:hint="eastAsia"/>
+        </w:rPr>
+        <w:t>├──</w:t>
+      </w:r>
+      <w:r>
+        <w:rPr>
+          <w:rFonts w:ascii="Roboto Mono" w:hAnsi="Roboto Mono"/>
+        </w:rPr>
+        <w:t xml:space="preserve"> </w:t>
+      </w:r>
+      <w:r>
+        <w:rPr>
+          <w:rFonts w:ascii="Roboto Mono" w:hAnsi="Roboto Mono"/>
+        </w:rPr>
+        <w:t>viewer_layout.py</w:t>
+      </w:r>
+    </w:p>
+    <w:p>
+      <w:pPr>
+        <w:rPr>
+          <w:rFonts w:ascii="Roboto Mono" w:hAnsi="Roboto Mono"/>
+        </w:rPr>
+      </w:pPr>
+      <w:r>
+        <w:rPr>
+          <w:rFonts w:ascii="MS Gothic" w:eastAsia="MS Gothic" w:hAnsi="MS Gothic" w:cs="MS Gothic" w:hint="eastAsia"/>
+        </w:rPr>
+        <w:t>├──</w:t>
+      </w:r>
+      <w:r>
+        <w:rPr>
+          <w:rFonts w:ascii="Roboto Mono" w:hAnsi="Roboto Mono"/>
+        </w:rPr>
+        <w:t xml:space="preserve"> </w:t>
+      </w:r>
+      <w:r>
+        <w:rPr>
+          <w:rFonts w:ascii="Roboto Mono" w:hAnsi="Roboto Mono"/>
+        </w:rPr>
+        <w:t>viewer_ui.py</w:t>
+      </w:r>
+    </w:p>
+    <w:p>
+      <w:pPr>
+        <w:rPr>
+          <w:rFonts w:ascii="Roboto Mono" w:hAnsi="Roboto Mono"/>
+        </w:rPr>
+      </w:pPr>
+      <w:r>
+        <w:rPr>
+          <w:rFonts w:ascii="MS Gothic" w:eastAsia="MS Gothic" w:hAnsi="MS Gothic" w:cs="MS Gothic" w:hint="eastAsia"/>
+        </w:rPr>
+        <w:t>└──</w:t>
+      </w:r>
+      <w:r>
+        <w:rPr>
+          <w:rFonts w:ascii="Roboto Mono" w:hAnsi="Roboto Mono"/>
+        </w:rPr>
+        <w:t xml:space="preserve"> </w:t>
+      </w:r>
+      <w:r>
+        <w:rPr>
+          <w:rFonts w:ascii="Roboto Mono" w:hAnsi="Roboto Mono"/>
+        </w:rPr>
+        <w:t>windows_registration.py</w:t>
+      </w:r>
+    </w:p>
     <w:p/>
     <w:sectPr>
       <w:pgSz w:w="12240" w:h="15840"/>
@@ -386,6 +767,127 @@
     </w:sectPr>
   </w:body>
 </w:document>
+</file>
+
+<file path=word/numbering.xml><?xml version="1.0" encoding="utf-8"?>
+<w:numbering xmlns:wpc="http://schemas.microsoft.com/office/word/2010/wordprocessingCanvas" xmlns:cx="http://schemas.microsoft.com/office/drawing/2014/chartex" xmlns:cx1="http://schemas.microsoft.com/office/drawing/2015/9/8/chartex" xmlns:cx2="http://schemas.microsoft.com/office/drawing/2015/10/21/chartex" xmlns:cx3="http://schemas.microsoft.com/office/drawing/2016/5/9/chartex" xmlns:cx4="http://schemas.microsoft.com/office/drawing/2016/5/10/chartex" xmlns:cx5="http://schemas.microsoft.com/office/drawing/2016/5/11/chartex" xmlns:cx6="http://schemas.microsoft.com/office/drawing/2016/5/12/chartex" xmlns:cx7="http://schemas.microsoft.com/office/drawing/2016/5/13/chartex" xmlns:cx8="http://schemas.microsoft.com/office/drawing/2016/5/14/chartex" xmlns:mc="http://schemas.openxmlformats.org/markup-compatibility/2006" xmlns:aink="http://schemas.microsoft.com/office/drawing/2016/ink" xmlns:am3d="http://schemas.microsoft.com/office/drawing/2017/model3d" xmlns:o="urn:schemas-microsoft-com:office:office" xmlns:oel="http://schemas.microsoft.com/office/2019/extlst" xmlns:r="http://schemas.openxmlformats.org/officeDocument/2006/relationships" xmlns:m="http://schemas.openxmlformats.org/officeDocument/2006/math" xmlns:v="urn:schemas-microsoft-com:vml" xmlns:wp14="http://schemas.microsoft.com/office/word/2010/wordprocessingDrawing" xmlns:wp="http://schemas.openxmlformats.org/drawingml/2006/wordprocessingDrawing" xmlns:w10="urn:schemas-microsoft-com:office:word" xmlns:w="http://schemas.openxmlformats.org/wordprocessingml/2006/main" xmlns:w14="http://schemas.microsoft.com/office/word/2010/wordml" xmlns:w15="http://schemas.microsoft.com/office/word/2012/wordml" xmlns:w16cex="http://schemas.microsoft.com/office/word/2018/wordml/cex" xmlns:w16cid="http://schemas.microsoft.com/office/word/2016/wordml/cid" xmlns:w16="http://schemas.microsoft.com/office/word/2018/wordml" xmlns:w16du="http://schemas.microsoft.com/office/word/2023/wordml/word16du" xmlns:w16sdtdh="http://schemas.microsoft.com/office/word/2020/wordml/sdtdatahash" xmlns:w16sdtfl="http://schemas.microsoft.com/office/word/2024/wordml/sdtformatlock" xmlns:w16se="http://schemas.microsoft.com/office/word/2015/wordml/symex" xmlns:wpg="http://schemas.microsoft.com/office/word/2010/wordprocessingGroup" xmlns:wpi="http://schemas.microsoft.com/office/word/2010/wordprocessingInk" xmlns:wne="http://schemas.microsoft.com/office/word/2006/wordml" xmlns:wps="http://schemas.microsoft.com/office/word/2010/wordprocessingShape" mc:Ignorable="w14 w15 w16se w16cid w16 w16cex w16sdtdh w16sdtfl w16du wp14">
+  <w:abstractNum w:abstractNumId="0" w15:restartNumberingAfterBreak="0">
+    <w:nsid w:val="262D41EB"/>
+    <w:multiLevelType w:val="hybridMultilevel"/>
+    <w:tmpl w:val="D494A8FA"/>
+    <w:lvl w:ilvl="0" w:tplc="38D4816E">
+      <w:start w:val="2"/>
+      <w:numFmt w:val="bullet"/>
+      <w:lvlText w:val="-"/>
+      <w:lvlJc w:val="left"/>
+      <w:pPr>
+        <w:ind w:left="720" w:hanging="360"/>
+      </w:pPr>
+      <w:rPr>
+        <w:rFonts w:ascii="Calibri" w:eastAsiaTheme="minorHAnsi" w:hAnsi="Calibri" w:cs="Calibri" w:hint="default"/>
+      </w:rPr>
+    </w:lvl>
+    <w:lvl w:ilvl="1" w:tplc="04090003" w:tentative="1">
+      <w:start w:val="1"/>
+      <w:numFmt w:val="bullet"/>
+      <w:lvlText w:val="o"/>
+      <w:lvlJc w:val="left"/>
+      <w:pPr>
+        <w:ind w:left="1440" w:hanging="360"/>
+      </w:pPr>
+      <w:rPr>
+        <w:rFonts w:ascii="Courier New" w:hAnsi="Courier New" w:cs="Courier New" w:hint="default"/>
+      </w:rPr>
+    </w:lvl>
+    <w:lvl w:ilvl="2" w:tplc="04090005" w:tentative="1">
+      <w:start w:val="1"/>
+      <w:numFmt w:val="bullet"/>
+      <w:lvlText w:val=""/>
+      <w:lvlJc w:val="left"/>
+      <w:pPr>
+        <w:ind w:left="2160" w:hanging="360"/>
+      </w:pPr>
+      <w:rPr>
+        <w:rFonts w:ascii="Wingdings" w:hAnsi="Wingdings" w:hint="default"/>
+      </w:rPr>
+    </w:lvl>
+    <w:lvl w:ilvl="3" w:tplc="04090001" w:tentative="1">
+      <w:start w:val="1"/>
+      <w:numFmt w:val="bullet"/>
+      <w:lvlText w:val=""/>
+      <w:lvlJc w:val="left"/>
+      <w:pPr>
+        <w:ind w:left="2880" w:hanging="360"/>
+      </w:pPr>
+      <w:rPr>
+        <w:rFonts w:ascii="Symbol" w:hAnsi="Symbol" w:hint="default"/>
+      </w:rPr>
+    </w:lvl>
+    <w:lvl w:ilvl="4" w:tplc="04090003" w:tentative="1">
+      <w:start w:val="1"/>
+      <w:numFmt w:val="bullet"/>
+      <w:lvlText w:val="o"/>
+      <w:lvlJc w:val="left"/>
+      <w:pPr>
+        <w:ind w:left="3600" w:hanging="360"/>
+      </w:pPr>
+      <w:rPr>
+        <w:rFonts w:ascii="Courier New" w:hAnsi="Courier New" w:cs="Courier New" w:hint="default"/>
+      </w:rPr>
+    </w:lvl>
+    <w:lvl w:ilvl="5" w:tplc="04090005" w:tentative="1">
+      <w:start w:val="1"/>
+      <w:numFmt w:val="bullet"/>
+      <w:lvlText w:val=""/>
+      <w:lvlJc w:val="left"/>
+      <w:pPr>
+        <w:ind w:left="4320" w:hanging="360"/>
+      </w:pPr>
+      <w:rPr>
+        <w:rFonts w:ascii="Wingdings" w:hAnsi="Wingdings" w:hint="default"/>
+      </w:rPr>
+    </w:lvl>
+    <w:lvl w:ilvl="6" w:tplc="04090001" w:tentative="1">
+      <w:start w:val="1"/>
+      <w:numFmt w:val="bullet"/>
+      <w:lvlText w:val=""/>
+      <w:lvlJc w:val="left"/>
+      <w:pPr>
+        <w:ind w:left="5040" w:hanging="360"/>
+      </w:pPr>
+      <w:rPr>
+        <w:rFonts w:ascii="Symbol" w:hAnsi="Symbol" w:hint="default"/>
+      </w:rPr>
+    </w:lvl>
+    <w:lvl w:ilvl="7" w:tplc="04090003" w:tentative="1">
+      <w:start w:val="1"/>
+      <w:numFmt w:val="bullet"/>
+      <w:lvlText w:val="o"/>
+      <w:lvlJc w:val="left"/>
+      <w:pPr>
+        <w:ind w:left="5760" w:hanging="360"/>
+      </w:pPr>
+      <w:rPr>
+        <w:rFonts w:ascii="Courier New" w:hAnsi="Courier New" w:cs="Courier New" w:hint="default"/>
+      </w:rPr>
+    </w:lvl>
+    <w:lvl w:ilvl="8" w:tplc="04090005" w:tentative="1">
+      <w:start w:val="1"/>
+      <w:numFmt w:val="bullet"/>
+      <w:lvlText w:val=""/>
+      <w:lvlJc w:val="left"/>
+      <w:pPr>
+        <w:ind w:left="6480" w:hanging="360"/>
+      </w:pPr>
+      <w:rPr>
+        <w:rFonts w:ascii="Wingdings" w:hAnsi="Wingdings" w:hint="default"/>
+      </w:rPr>
+    </w:lvl>
+  </w:abstractNum>
+  <w:num w:numId="1" w16cid:durableId="36205389">
+    <w:abstractNumId w:val="0"/>
+  </w:num>
+</w:numbering>
 </file>
 
 <file path=word/styles.xml><?xml version="1.0" encoding="utf-8"?>
@@ -788,6 +1290,10 @@
   <w:style w:type="paragraph" w:default="1" w:styleId="Normal">
     <w:name w:val="Normal"/>
     <w:qFormat/>
+    <w:rsid w:val="00F40508"/>
+    <w:rPr>
+      <w:rFonts w:asciiTheme="minorHAnsi" w:hAnsiTheme="minorHAnsi"/>
+    </w:rPr>
   </w:style>
   <w:style w:type="paragraph" w:styleId="Heading1">
     <w:name w:val="heading 1"/>
@@ -816,7 +1322,6 @@
     <w:next w:val="Normal"/>
     <w:link w:val="Heading2Char"/>
     <w:uiPriority w:val="9"/>
-    <w:semiHidden/>
     <w:unhideWhenUsed/>
     <w:qFormat/>
     <w:rsid w:val="003150E4"/>
@@ -850,7 +1355,7 @@
       <w:outlineLvl w:val="2"/>
     </w:pPr>
     <w:rPr>
-      <w:rFonts w:asciiTheme="minorHAnsi" w:eastAsiaTheme="majorEastAsia" w:hAnsiTheme="minorHAnsi" w:cstheme="majorBidi"/>
+      <w:rFonts w:eastAsiaTheme="majorEastAsia" w:cstheme="majorBidi"/>
       <w:color w:val="2F5496" w:themeColor="accent1" w:themeShade="BF"/>
       <w:sz w:val="28"/>
       <w:szCs w:val="28"/>
@@ -873,7 +1378,7 @@
       <w:outlineLvl w:val="3"/>
     </w:pPr>
     <w:rPr>
-      <w:rFonts w:asciiTheme="minorHAnsi" w:eastAsiaTheme="majorEastAsia" w:hAnsiTheme="minorHAnsi" w:cstheme="majorBidi"/>
+      <w:rFonts w:eastAsiaTheme="majorEastAsia" w:cstheme="majorBidi"/>
       <w:i/>
       <w:iCs/>
       <w:color w:val="2F5496" w:themeColor="accent1" w:themeShade="BF"/>
@@ -896,7 +1401,7 @@
       <w:outlineLvl w:val="4"/>
     </w:pPr>
     <w:rPr>
-      <w:rFonts w:asciiTheme="minorHAnsi" w:eastAsiaTheme="majorEastAsia" w:hAnsiTheme="minorHAnsi" w:cstheme="majorBidi"/>
+      <w:rFonts w:eastAsiaTheme="majorEastAsia" w:cstheme="majorBidi"/>
       <w:color w:val="2F5496" w:themeColor="accent1" w:themeShade="BF"/>
     </w:rPr>
   </w:style>
@@ -917,7 +1422,7 @@
       <w:outlineLvl w:val="5"/>
     </w:pPr>
     <w:rPr>
-      <w:rFonts w:asciiTheme="minorHAnsi" w:eastAsiaTheme="majorEastAsia" w:hAnsiTheme="minorHAnsi" w:cstheme="majorBidi"/>
+      <w:rFonts w:eastAsiaTheme="majorEastAsia" w:cstheme="majorBidi"/>
       <w:i/>
       <w:iCs/>
       <w:color w:val="595959" w:themeColor="text1" w:themeTint="A6"/>
@@ -940,7 +1445,7 @@
       <w:outlineLvl w:val="6"/>
     </w:pPr>
     <w:rPr>
-      <w:rFonts w:asciiTheme="minorHAnsi" w:eastAsiaTheme="majorEastAsia" w:hAnsiTheme="minorHAnsi" w:cstheme="majorBidi"/>
+      <w:rFonts w:eastAsiaTheme="majorEastAsia" w:cstheme="majorBidi"/>
       <w:color w:val="595959" w:themeColor="text1" w:themeTint="A6"/>
     </w:rPr>
   </w:style>
@@ -961,7 +1466,7 @@
       <w:outlineLvl w:val="7"/>
     </w:pPr>
     <w:rPr>
-      <w:rFonts w:asciiTheme="minorHAnsi" w:eastAsiaTheme="majorEastAsia" w:hAnsiTheme="minorHAnsi" w:cstheme="majorBidi"/>
+      <w:rFonts w:eastAsiaTheme="majorEastAsia" w:cstheme="majorBidi"/>
       <w:i/>
       <w:iCs/>
       <w:color w:val="272727" w:themeColor="text1" w:themeTint="D8"/>
@@ -984,13 +1489,14 @@
       <w:outlineLvl w:val="8"/>
     </w:pPr>
     <w:rPr>
-      <w:rFonts w:asciiTheme="minorHAnsi" w:eastAsiaTheme="majorEastAsia" w:hAnsiTheme="minorHAnsi" w:cstheme="majorBidi"/>
+      <w:rFonts w:eastAsiaTheme="majorEastAsia" w:cstheme="majorBidi"/>
       <w:color w:val="272727" w:themeColor="text1" w:themeTint="D8"/>
     </w:rPr>
   </w:style>
   <w:style w:type="character" w:default="1" w:styleId="DefaultParagraphFont">
     <w:name w:val="Default Paragraph Font"/>
     <w:uiPriority w:val="1"/>
+    <w:semiHidden/>
     <w:unhideWhenUsed/>
   </w:style>
   <w:style w:type="table" w:default="1" w:styleId="TableNormal">
@@ -1032,7 +1538,6 @@
     <w:basedOn w:val="DefaultParagraphFont"/>
     <w:link w:val="Heading2"/>
     <w:uiPriority w:val="9"/>
-    <w:semiHidden/>
     <w:rsid w:val="003150E4"/>
     <w:rPr>
       <w:rFonts w:asciiTheme="majorHAnsi" w:eastAsiaTheme="majorEastAsia" w:hAnsiTheme="majorHAnsi" w:cstheme="majorBidi"/>
@@ -1181,7 +1686,7 @@
       </w:numPr>
     </w:pPr>
     <w:rPr>
-      <w:rFonts w:asciiTheme="minorHAnsi" w:eastAsiaTheme="majorEastAsia" w:hAnsiTheme="minorHAnsi" w:cstheme="majorBidi"/>
+      <w:rFonts w:eastAsiaTheme="majorEastAsia" w:cstheme="majorBidi"/>
       <w:color w:val="595959" w:themeColor="text1" w:themeTint="A6"/>
       <w:spacing w:val="15"/>
       <w:sz w:val="28"/>

--- a/6-Automation/Python/15-Image Studio - Ver 1.0 - id 21/Documentation/Image Studio - Code Source.docx
+++ b/6-Automation/Python/15-Image Studio - Ver 1.0 - id 21/Documentation/Image Studio - Code Source.docx
@@ -52,73 +52,169 @@
           <w:sz w:val="18"/>
           <w:highlight w:val="lightGray"/>
         </w:rPr>
-        <w:t># Source: AI Source: Provided by: [Data Path</w:t>
-      </w:r>
-      <w:r>
-        <w:rPr>
-          <w:rFonts w:ascii="Arial" w:eastAsia="Arial" w:hAnsi="Arial" w:cs="Arial"/>
-          <w:color w:val="000000"/>
-          <w:sz w:val="18"/>
-          <w:highlight w:val="lightGray"/>
-        </w:rPr>
-        <w:t xml:space="preserve">: Persons Table -&gt; ID Column: 1, </w:t>
-      </w:r>
-      <w:proofErr w:type="spellStart"/>
-      <w:r>
-        <w:rPr>
-          <w:rFonts w:ascii="Arial" w:eastAsia="Arial" w:hAnsi="Arial" w:cs="Arial"/>
-          <w:color w:val="000000"/>
-          <w:sz w:val="18"/>
-          <w:highlight w:val="lightGray"/>
-        </w:rPr>
-        <w:t>Name_En</w:t>
-      </w:r>
-      <w:proofErr w:type="spellEnd"/>
-      <w:r>
-        <w:rPr>
-          <w:rFonts w:ascii="Arial" w:eastAsia="Arial" w:hAnsi="Arial" w:cs="Arial"/>
-          <w:color w:val="000000"/>
-          <w:sz w:val="18"/>
-          <w:highlight w:val="lightGray"/>
-        </w:rPr>
-        <w:t xml:space="preserve"> Column: Motasem Essam] -&gt; </w:t>
-      </w:r>
-      <w:r>
-        <w:rPr>
-          <w:rFonts w:ascii="Arial" w:eastAsia="Arial" w:hAnsi="Arial" w:cs="Arial"/>
+        <w:t># Source: Person Source: Provided by: [</w:t>
+      </w:r>
+      <w:r>
+        <w:rPr>
+          <w:rFonts w:ascii="Arial" w:eastAsia="Arial" w:hAnsi="Arial" w:cs="Calibri"/>
           <w:b/>
           <w:color w:val="000000"/>
           <w:sz w:val="18"/>
           <w:highlight w:val="lightGray"/>
         </w:rPr>
-        <w:t>From:</w:t>
-      </w:r>
-      <w:r>
-        <w:rPr>
-          <w:rFonts w:ascii="Arial" w:eastAsia="Arial" w:hAnsi="Arial" w:cs="Arial"/>
+        <w:t>Data Path</w:t>
+      </w:r>
+      <w:r>
+        <w:rPr>
+          <w:rFonts w:ascii="Arial" w:eastAsia="Arial" w:hAnsi="Arial" w:cs="Calibri"/>
           <w:color w:val="000000"/>
           <w:sz w:val="18"/>
           <w:highlight w:val="lightGray"/>
         </w:rPr>
-        <w:t xml:space="preserve"> [ChatGPT] </w:t>
-      </w:r>
-      <w:r>
-        <w:rPr>
-          <w:rFonts w:ascii="Arial" w:eastAsia="Arial" w:hAnsi="Arial" w:cs="Arial"/>
+        <w:t>: Persons Table</w:t>
+      </w:r>
+      <w:r>
+        <w:rPr>
+          <w:rFonts w:ascii="Arial" w:eastAsia="Arial" w:hAnsi="Arial"/>
+          <w:sz w:val="18"/>
+          <w:highlight w:val="lightGray"/>
+        </w:rPr>
+        <w:t xml:space="preserve"> -&gt; ID Column: 1, </w:t>
+      </w:r>
+      <w:proofErr w:type="spellStart"/>
+      <w:r>
+        <w:rPr>
+          <w:rFonts w:ascii="Arial" w:eastAsia="Arial" w:hAnsi="Arial"/>
+          <w:sz w:val="18"/>
+          <w:highlight w:val="lightGray"/>
+        </w:rPr>
+        <w:t>Name_En</w:t>
+      </w:r>
+      <w:proofErr w:type="spellEnd"/>
+      <w:r>
+        <w:rPr>
+          <w:rFonts w:ascii="Arial" w:eastAsia="Arial" w:hAnsi="Arial"/>
+          <w:sz w:val="18"/>
+          <w:highlight w:val="lightGray"/>
+        </w:rPr>
+        <w:t xml:space="preserve"> Column: Motasem Essam] </w:t>
+      </w:r>
+      <w:r>
+        <w:rPr>
+          <w:rFonts w:ascii="Arial" w:eastAsia="Arial" w:hAnsi="Arial"/>
           <w:b/>
-          <w:color w:val="000000"/>
-          <w:sz w:val="18"/>
-          <w:highlight w:val="lightGray"/>
-        </w:rPr>
-        <w:t>on</w:t>
+          <w:bCs/>
+          <w:sz w:val="18"/>
+          <w:szCs w:val="18"/>
+          <w:highlight w:val="lightGray"/>
+        </w:rPr>
+        <w:t>Written by: [Data Path:</w:t>
       </w:r>
       <w:r>
         <w:rPr>
           <w:rFonts w:ascii="Arial" w:eastAsia="Arial" w:hAnsi="Arial"/>
           <w:sz w:val="18"/>
-          <w:highlight w:val="lightGray"/>
-        </w:rPr>
-        <w:t xml:space="preserve"> [6/17/2026]</w:t>
+          <w:szCs w:val="18"/>
+          <w:highlight w:val="lightGray"/>
+        </w:rPr>
+        <w:t xml:space="preserve"> Persons Table -&gt; ID Column: </w:t>
+      </w:r>
+      <w:r>
+        <w:rPr>
+          <w:rFonts w:ascii="Arial" w:eastAsia="Arial" w:hAnsi="Arial"/>
+          <w:sz w:val="18"/>
+          <w:szCs w:val="18"/>
+          <w:highlight w:val="lightGray"/>
+        </w:rPr>
+        <w:t>1</w:t>
+      </w:r>
+      <w:r>
+        <w:rPr>
+          <w:rFonts w:ascii="Arial" w:eastAsia="Arial" w:hAnsi="Arial"/>
+          <w:sz w:val="18"/>
+          <w:szCs w:val="18"/>
+          <w:highlight w:val="lightGray"/>
+        </w:rPr>
+        <w:t xml:space="preserve">, </w:t>
+      </w:r>
+      <w:proofErr w:type="spellStart"/>
+      <w:r>
+        <w:rPr>
+          <w:rFonts w:ascii="Arial" w:eastAsia="Arial" w:hAnsi="Arial"/>
+          <w:sz w:val="18"/>
+          <w:szCs w:val="18"/>
+          <w:highlight w:val="lightGray"/>
+        </w:rPr>
+        <w:t>Name_En</w:t>
+      </w:r>
+      <w:proofErr w:type="spellEnd"/>
+      <w:r>
+        <w:rPr>
+          <w:rFonts w:ascii="Arial" w:eastAsia="Arial" w:hAnsi="Arial"/>
+          <w:sz w:val="18"/>
+          <w:szCs w:val="18"/>
+          <w:highlight w:val="lightGray"/>
+        </w:rPr>
+        <w:t xml:space="preserve"> Column: </w:t>
+      </w:r>
+      <w:r>
+        <w:rPr>
+          <w:rFonts w:ascii="Arial" w:eastAsia="Arial" w:hAnsi="Arial"/>
+          <w:sz w:val="18"/>
+          <w:highlight w:val="lightGray"/>
+        </w:rPr>
+        <w:t>Motasem Essam</w:t>
+      </w:r>
+      <w:r>
+        <w:rPr>
+          <w:rFonts w:ascii="Arial" w:eastAsia="Arial" w:hAnsi="Arial"/>
+          <w:sz w:val="18"/>
+          <w:szCs w:val="18"/>
+          <w:highlight w:val="lightGray"/>
+        </w:rPr>
+        <w:t>]</w:t>
+      </w:r>
+      <w:r>
+        <w:rPr>
+          <w:rFonts w:ascii="Arial" w:eastAsia="Arial" w:hAnsi="Arial"/>
+          <w:sz w:val="18"/>
+          <w:szCs w:val="18"/>
+          <w:highlight w:val="lightGray"/>
+        </w:rPr>
+        <w:t xml:space="preserve"> </w:t>
+      </w:r>
+      <w:r>
+        <w:rPr>
+          <w:rFonts w:ascii="Arial" w:eastAsia="Arial" w:hAnsi="Arial"/>
+          <w:b/>
+          <w:sz w:val="18"/>
+          <w:highlight w:val="lightGray"/>
+        </w:rPr>
+        <w:t xml:space="preserve">on </w:t>
+      </w:r>
+      <w:r>
+        <w:rPr>
+          <w:rFonts w:ascii="Arial" w:eastAsia="Arial" w:hAnsi="Arial"/>
+          <w:sz w:val="18"/>
+          <w:highlight w:val="lightGray"/>
+        </w:rPr>
+        <w:t>[</w:t>
+      </w:r>
+      <w:r>
+        <w:rPr>
+          <w:rFonts w:ascii="Arial" w:eastAsia="Arial" w:hAnsi="Arial"/>
+          <w:sz w:val="18"/>
+          <w:highlight w:val="lightGray"/>
+        </w:rPr>
+        <w:t>6/17/2026</w:t>
+      </w:r>
+      <w:r>
+        <w:rPr>
+          <w:rFonts w:ascii="Arial" w:eastAsia="Arial" w:hAnsi="Arial"/>
+          <w:sz w:val="18"/>
+          <w:highlight w:val="lightGray"/>
+        </w:rPr>
+        <w:t>]</w:t>
       </w:r>
     </w:p>
     <w:p>
@@ -318,6 +414,9 @@
       </w:r>
       <w:r>
         <w:t>-</w:t>
+      </w:r>
+      <w:r>
+        <w:t xml:space="preserve"> </w:t>
       </w:r>
       <w:r>
         <w:t>Image Studio</w:t>
